--- a/AlexNet_Report.docx
+++ b/AlexNet_Report.docx
@@ -461,6 +461,14 @@
                 <w:rFonts w:cstheme="majorBidi"/>
                 <w:b/>
                 <w:bCs/>
+              </w:rPr>
+              <w:t xml:space="preserve"> Abdulaziz</w:t>
+            </w:r>
+            <w:r>
+              <w:rPr>
+                <w:rFonts w:cstheme="majorBidi"/>
+                <w:b/>
+                <w:bCs/>
                 <w:rtl/>
               </w:rPr>
               <w:t xml:space="preserve"> </w:t>
@@ -1837,7 +1845,6 @@
         <w:spacing w:after="80"/>
         <w:jc w:val="center"/>
       </w:pPr>
-      <w:proofErr w:type="spellStart"/>
       <w:r>
         <w:rPr>
           <w:b/>
@@ -1846,17 +1853,7 @@
           <w:szCs w:val="48"/>
         </w:rPr>
         <w:lastRenderedPageBreak/>
-        <w:t>AlexNet</w:t>
-      </w:r>
-      <w:proofErr w:type="spellEnd"/>
-      <w:r>
-        <w:rPr>
-          <w:b/>
-          <w:bCs/>
-          <w:sz w:val="48"/>
-          <w:szCs w:val="48"/>
-        </w:rPr>
-        <w:t>: The Deep Learning Revolution</w:t>
+        <w:t>AlexNet: The Deep Learning Revolution</w:t>
       </w:r>
     </w:p>
     <w:p>
@@ -1884,21 +1881,7 @@
         <w:rPr>
           <w:color w:val="1A1A1A"/>
         </w:rPr>
-        <w:t xml:space="preserve">ible understanding of </w:t>
-      </w:r>
-      <w:proofErr w:type="spellStart"/>
-      <w:r>
-        <w:rPr>
-          <w:color w:val="1A1A1A"/>
-        </w:rPr>
-        <w:t>AlexNet</w:t>
-      </w:r>
-      <w:proofErr w:type="spellEnd"/>
-      <w:r>
-        <w:rPr>
-          <w:color w:val="1A1A1A"/>
-        </w:rPr>
-        <w:t xml:space="preserve"> </w:t>
+        <w:t xml:space="preserve">ible understanding of AlexNet </w:t>
       </w:r>
       <w:r>
         <w:rPr>
@@ -1922,21 +1905,7 @@
         <w:rPr>
           <w:color w:val="1A1A1A"/>
         </w:rPr>
-        <w:t xml:space="preserve"> </w:t>
-      </w:r>
-      <w:proofErr w:type="spellStart"/>
-      <w:r>
-        <w:rPr>
-          <w:color w:val="1A1A1A"/>
-        </w:rPr>
-        <w:t>AlexNet</w:t>
-      </w:r>
-      <w:proofErr w:type="spellEnd"/>
-      <w:r>
-        <w:rPr>
-          <w:color w:val="1A1A1A"/>
-        </w:rPr>
-        <w:t xml:space="preserve"> from multiple angles </w:t>
+        <w:t xml:space="preserve"> AlexNet from multiple angles </w:t>
       </w:r>
       <w:r>
         <w:rPr>
@@ -1954,21 +1923,7 @@
         <w:rPr>
           <w:color w:val="1A1A1A"/>
         </w:rPr>
-        <w:t xml:space="preserve">The concept was chosen for its historical significance: </w:t>
-      </w:r>
-      <w:proofErr w:type="spellStart"/>
-      <w:r>
-        <w:rPr>
-          <w:color w:val="1A1A1A"/>
-        </w:rPr>
-        <w:t>AlexNet's</w:t>
-      </w:r>
-      <w:proofErr w:type="spellEnd"/>
-      <w:r>
-        <w:rPr>
-          <w:color w:val="1A1A1A"/>
-        </w:rPr>
-        <w:t xml:space="preserve"> victory at the ILSVRC 2012 competition is widely regarded as the starting point of the modern deep learning era, making it an ideal subject for demonstrating both the technical depth and the broader context of ANN development.</w:t>
+        <w:t>The concept was chosen for its historical significance: AlexNet's victory at the ILSVRC 2012 competition is widely regarded as the starting point of the modern deep learning era, making it an ideal subject for demonstrating both the technical depth and the broader context of ANN development.</w:t>
       </w:r>
     </w:p>
     <w:p>
@@ -2192,49 +2147,7 @@
               <w:rPr>
                 <w:color w:val="1A1A1A"/>
               </w:rPr>
-              <w:t xml:space="preserve">A 24-slide visual presentation covering </w:t>
-            </w:r>
-            <w:proofErr w:type="spellStart"/>
-            <w:r>
-              <w:rPr>
-                <w:color w:val="1A1A1A"/>
-              </w:rPr>
-              <w:t>AlexNet's</w:t>
-            </w:r>
-            <w:proofErr w:type="spellEnd"/>
-            <w:r>
-              <w:rPr>
-                <w:color w:val="1A1A1A"/>
-              </w:rPr>
-              <w:t xml:space="preserve"> history, architecture, innovations (</w:t>
-            </w:r>
-            <w:proofErr w:type="spellStart"/>
-            <w:r>
-              <w:rPr>
-                <w:color w:val="1A1A1A"/>
-              </w:rPr>
-              <w:t>ReLU</w:t>
-            </w:r>
-            <w:proofErr w:type="spellEnd"/>
-            <w:r>
-              <w:rPr>
-                <w:color w:val="1A1A1A"/>
-              </w:rPr>
-              <w:t xml:space="preserve">, Dropout, Overlapping Pooling, LRN, Data Augmentation, Multi-GPU), performance results, limitations, and comparison with LeNet and </w:t>
-            </w:r>
-            <w:proofErr w:type="spellStart"/>
-            <w:r>
-              <w:rPr>
-                <w:color w:val="1A1A1A"/>
-              </w:rPr>
-              <w:t>VGGNet</w:t>
-            </w:r>
-            <w:proofErr w:type="spellEnd"/>
-            <w:r>
-              <w:rPr>
-                <w:color w:val="1A1A1A"/>
-              </w:rPr>
-              <w:t>.</w:t>
+              <w:t>A 24-slide visual presentation covering AlexNet's history, architecture, innovations (ReLU, Dropout, Overlapping Pooling, LRN, Data Augmentation, Multi-GPU), performance results, limitations, and comparison with LeNet and VGGNet.</w:t>
             </w:r>
           </w:p>
         </w:tc>
@@ -2334,35 +2247,7 @@
               <w:rPr>
                 <w:color w:val="1A1A1A"/>
               </w:rPr>
-              <w:t xml:space="preserve">min) generated with </w:t>
-            </w:r>
-            <w:proofErr w:type="spellStart"/>
-            <w:r>
-              <w:rPr>
-                <w:color w:val="1A1A1A"/>
-              </w:rPr>
-              <w:t>NotebookLM</w:t>
-            </w:r>
-            <w:proofErr w:type="spellEnd"/>
-            <w:r>
-              <w:rPr>
-                <w:color w:val="1A1A1A"/>
-              </w:rPr>
-              <w:t xml:space="preserve"> AI, covering </w:t>
-            </w:r>
-            <w:proofErr w:type="spellStart"/>
-            <w:r>
-              <w:rPr>
-                <w:color w:val="1A1A1A"/>
-              </w:rPr>
-              <w:t>AlexNet's</w:t>
-            </w:r>
-            <w:proofErr w:type="spellEnd"/>
-            <w:r>
-              <w:rPr>
-                <w:color w:val="1A1A1A"/>
-              </w:rPr>
-              <w:t xml:space="preserve"> architecture and key innovations in a conversational podcast format.</w:t>
+              <w:t>min) generated with NotebookLM AI, covering AlexNet's architecture and key innovations in a conversational podcast format.</w:t>
             </w:r>
           </w:p>
         </w:tc>
@@ -2456,16 +2341,8 @@
               <w:rPr>
                 <w:color w:val="1A1A1A"/>
               </w:rPr>
-              <w:t xml:space="preserve">g all major aspects of </w:t>
-            </w:r>
-            <w:proofErr w:type="spellStart"/>
-            <w:r>
-              <w:rPr>
-                <w:color w:val="1A1A1A"/>
-              </w:rPr>
-              <w:t>AlexNet</w:t>
-            </w:r>
-            <w:proofErr w:type="spellEnd"/>
+              <w:t>g all major aspects of AlexNet</w:t>
+            </w:r>
             <w:r>
               <w:rPr>
                 <w:color w:val="1A1A1A"/>
@@ -2808,35 +2685,7 @@
               <w:rPr>
                 <w:color w:val="1A1A1A"/>
               </w:rPr>
-              <w:t xml:space="preserve">Selected </w:t>
-            </w:r>
-            <w:proofErr w:type="spellStart"/>
-            <w:r>
-              <w:rPr>
-                <w:color w:val="1A1A1A"/>
-              </w:rPr>
-              <w:t>AlexNet</w:t>
-            </w:r>
-            <w:proofErr w:type="spellEnd"/>
-            <w:r>
-              <w:rPr>
-                <w:color w:val="1A1A1A"/>
-              </w:rPr>
-              <w:t xml:space="preserve"> as the topic. Conducted research using primary sources (the original </w:t>
-            </w:r>
-            <w:proofErr w:type="spellStart"/>
-            <w:r>
-              <w:rPr>
-                <w:color w:val="1A1A1A"/>
-              </w:rPr>
-              <w:t>Krizhevsky</w:t>
-            </w:r>
-            <w:proofErr w:type="spellEnd"/>
-            <w:r>
-              <w:rPr>
-                <w:color w:val="1A1A1A"/>
-              </w:rPr>
-              <w:t xml:space="preserve"> et al. 2012 paper), secondary sources (textbooks, online lectures), and AI tools to build a thorough understanding of the architecture and its context.</w:t>
+              <w:t>Selected AlexNet as the topic. Conducted research using primary sources (the original Krizhevsky et al. 2012 paper), secondary sources (textbooks, online lectures), and AI tools to build a thorough understanding of the architecture and its context.</w:t>
             </w:r>
           </w:p>
         </w:tc>
@@ -3106,21 +2955,7 @@
               <w:rPr>
                 <w:color w:val="1A1A1A"/>
               </w:rPr>
-              <w:t xml:space="preserve">Used </w:t>
-            </w:r>
-            <w:proofErr w:type="spellStart"/>
-            <w:r>
-              <w:rPr>
-                <w:color w:val="1A1A1A"/>
-              </w:rPr>
-              <w:t>NotebookLM</w:t>
-            </w:r>
-            <w:proofErr w:type="spellEnd"/>
-            <w:r>
-              <w:rPr>
-                <w:color w:val="1A1A1A"/>
-              </w:rPr>
-              <w:t xml:space="preserve"> to generate an AI-hosted explanatory podcast script. Provided a detailed prompt specifying the concept, narrative order, analogies required, and the target audience. Reviewed and validated all AI-generated content for accuracy before finalising.</w:t>
+              <w:t>Used NotebookLM to generate an AI-hosted explanatory podcast script. Provided a detailed prompt specifying the concept, narrative order, analogies required, and the target audience. Reviewed and validated all AI-generated content for accuracy before finalising.</w:t>
             </w:r>
           </w:p>
         </w:tc>
@@ -3210,21 +3045,7 @@
               <w:rPr>
                 <w:color w:val="1A1A1A"/>
               </w:rPr>
-              <w:t xml:space="preserve">Generated 20 MCQs covering all key aspects of </w:t>
-            </w:r>
-            <w:proofErr w:type="spellStart"/>
-            <w:r>
-              <w:rPr>
-                <w:color w:val="1A1A1A"/>
-              </w:rPr>
-              <w:t>AlexNet</w:t>
-            </w:r>
-            <w:proofErr w:type="spellEnd"/>
-            <w:r>
-              <w:rPr>
-                <w:color w:val="1A1A1A"/>
-              </w:rPr>
-              <w:t>. Wrote this report to document methodology, challenges, and conclusions. Validated all AI-assisted outputs against primary sources.</w:t>
+              <w:t>Generated 20 MCQs covering all key aspects of AlexNet. Wrote this report to document methodology, challenges, and conclusions. Validated all AI-assisted outputs against primary sources.</w:t>
             </w:r>
           </w:p>
         </w:tc>
@@ -3312,21 +3133,7 @@
         <w:rPr>
           <w:color w:val="1A1A1A"/>
         </w:rPr>
-        <w:t xml:space="preserve">Slides 5–6 explain </w:t>
-      </w:r>
-      <w:proofErr w:type="spellStart"/>
-      <w:r>
-        <w:rPr>
-          <w:color w:val="1A1A1A"/>
-        </w:rPr>
-        <w:t>ReLU</w:t>
-      </w:r>
-      <w:proofErr w:type="spellEnd"/>
-      <w:r>
-        <w:rPr>
-          <w:color w:val="1A1A1A"/>
-        </w:rPr>
-        <w:t xml:space="preserve"> activation, including the quantitative speed advantage (6× faster than Tanh).</w:t>
+        <w:t>Slides 5–6 explain ReLU activation, including the quantitative speed advantage (6× faster than Tanh).</w:t>
       </w:r>
     </w:p>
     <w:p>
@@ -3407,35 +3214,7 @@
         <w:rPr>
           <w:color w:val="1A1A1A"/>
         </w:rPr>
-        <w:t xml:space="preserve">Slides 18–20 compare </w:t>
-      </w:r>
-      <w:proofErr w:type="spellStart"/>
-      <w:r>
-        <w:rPr>
-          <w:color w:val="1A1A1A"/>
-        </w:rPr>
-        <w:t>AlexNet</w:t>
-      </w:r>
-      <w:proofErr w:type="spellEnd"/>
-      <w:r>
-        <w:rPr>
-          <w:color w:val="1A1A1A"/>
-        </w:rPr>
-        <w:t xml:space="preserve"> with LeNet (predecessor) and </w:t>
-      </w:r>
-      <w:proofErr w:type="spellStart"/>
-      <w:r>
-        <w:rPr>
-          <w:color w:val="1A1A1A"/>
-        </w:rPr>
-        <w:t>VGGNet</w:t>
-      </w:r>
-      <w:proofErr w:type="spellEnd"/>
-      <w:r>
-        <w:rPr>
-          <w:color w:val="1A1A1A"/>
-        </w:rPr>
-        <w:t xml:space="preserve"> (successor) and discuss limitations.</w:t>
+        <w:t>Slides 18–20 compare AlexNet with LeNet (predecessor) and VGGNet (successor) and discuss limitations.</w:t>
       </w:r>
     </w:p>
     <w:p>
@@ -3493,87 +3272,31 @@
         <w:rPr>
           <w:color w:val="1A1A1A"/>
         </w:rPr>
-        <w:t xml:space="preserve"> minute AI-generated explainer video produced using </w:t>
-      </w:r>
-      <w:proofErr w:type="spellStart"/>
+        <w:t xml:space="preserve"> minute AI-generated explainer video produced using NotebookLM. The tool was prompted with a detailed specification that directed the AI hosts to cover: (1) the problem AlexNet solved, (2) the architecture walkthrough,</w:t>
+      </w:r>
       <w:r>
         <w:rPr>
           <w:color w:val="1A1A1A"/>
         </w:rPr>
-        <w:t>NotebookLM</w:t>
-      </w:r>
-      <w:proofErr w:type="spellEnd"/>
+        <w:t xml:space="preserve"> (3) the three key innovations </w:t>
+      </w:r>
       <w:r>
         <w:rPr>
           <w:color w:val="1A1A1A"/>
         </w:rPr>
-        <w:t xml:space="preserve">. The tool was prompted with a detailed specification that directed the AI hosts to cover: (1) the problem </w:t>
-      </w:r>
-      <w:proofErr w:type="spellStart"/>
+        <w:t xml:space="preserve"> ReLU, Dropout,</w:t>
+      </w:r>
       <w:r>
         <w:rPr>
           <w:color w:val="1A1A1A"/>
         </w:rPr>
-        <w:t>AlexNet</w:t>
-      </w:r>
-      <w:proofErr w:type="spellEnd"/>
+        <w:t xml:space="preserve"> and Data Augmentation </w:t>
+      </w:r>
       <w:r>
         <w:rPr>
           <w:color w:val="1A1A1A"/>
         </w:rPr>
-        <w:t xml:space="preserve"> solved, (2) the architecture walkthrough,</w:t>
-      </w:r>
-      <w:r>
-        <w:rPr>
-          <w:color w:val="1A1A1A"/>
-        </w:rPr>
-        <w:t xml:space="preserve"> (3) the three key innovations </w:t>
-      </w:r>
-      <w:r>
-        <w:rPr>
-          <w:color w:val="1A1A1A"/>
-        </w:rPr>
-        <w:t xml:space="preserve"> </w:t>
-      </w:r>
-      <w:proofErr w:type="spellStart"/>
-      <w:r>
-        <w:rPr>
-          <w:color w:val="1A1A1A"/>
-        </w:rPr>
-        <w:t>ReLU</w:t>
-      </w:r>
-      <w:proofErr w:type="spellEnd"/>
-      <w:r>
-        <w:rPr>
-          <w:color w:val="1A1A1A"/>
-        </w:rPr>
-        <w:t>, Dropout,</w:t>
-      </w:r>
-      <w:r>
-        <w:rPr>
-          <w:color w:val="1A1A1A"/>
-        </w:rPr>
-        <w:t xml:space="preserve"> and Data Augmentation </w:t>
-      </w:r>
-      <w:r>
-        <w:rPr>
-          <w:color w:val="1A1A1A"/>
-        </w:rPr>
-        <w:t xml:space="preserve">(4) the dual-GPU training context, and (5) </w:t>
-      </w:r>
-      <w:proofErr w:type="spellStart"/>
-      <w:r>
-        <w:rPr>
-          <w:color w:val="1A1A1A"/>
-        </w:rPr>
-        <w:t>AlexNet's</w:t>
-      </w:r>
-      <w:proofErr w:type="spellEnd"/>
-      <w:r>
-        <w:rPr>
-          <w:color w:val="1A1A1A"/>
-        </w:rPr>
-        <w:t xml:space="preserve"> role as a turning point in computer vision.</w:t>
+        <w:t>(4) the dual-GPU training context, and (5) AlexNet's role as a turning point in computer vision.</w:t>
       </w:r>
     </w:p>
     <w:p>
@@ -3655,49 +3378,7 @@
         <w:rPr>
           <w:color w:val="1A1A1A"/>
         </w:rPr>
-        <w:t xml:space="preserve">Twenty multiple-choice questions were designed to cover the full breadth of </w:t>
-      </w:r>
-      <w:proofErr w:type="spellStart"/>
-      <w:r>
-        <w:rPr>
-          <w:color w:val="1A1A1A"/>
-        </w:rPr>
-        <w:t>AlexNet</w:t>
-      </w:r>
-      <w:proofErr w:type="spellEnd"/>
-      <w:r>
-        <w:rPr>
-          <w:color w:val="1A1A1A"/>
-        </w:rPr>
-        <w:t xml:space="preserve"> content. The questions span six cognitive categories: factual recall (e.g., publication year, number of layers), conceptual understanding (e.g., what </w:t>
-      </w:r>
-      <w:proofErr w:type="spellStart"/>
-      <w:r>
-        <w:rPr>
-          <w:color w:val="1A1A1A"/>
-        </w:rPr>
-        <w:t>ReLU</w:t>
-      </w:r>
-      <w:proofErr w:type="spellEnd"/>
-      <w:r>
-        <w:rPr>
-          <w:color w:val="1A1A1A"/>
-        </w:rPr>
-        <w:t xml:space="preserve"> solves, what dropout does), applied reasoning (e.g., why two GPUs were used), comparative knowledge (e.g., </w:t>
-      </w:r>
-      <w:proofErr w:type="spellStart"/>
-      <w:r>
-        <w:rPr>
-          <w:color w:val="1A1A1A"/>
-        </w:rPr>
-        <w:t>AlexNet</w:t>
-      </w:r>
-      <w:proofErr w:type="spellEnd"/>
-      <w:r>
-        <w:rPr>
-          <w:color w:val="1A1A1A"/>
-        </w:rPr>
-        <w:t xml:space="preserve"> vs LeNet), quantitative facts (e.g., top-5 error rate, number of output classes), and historical context (e.g., hand-crafted features before deep learning).</w:t>
+        <w:t>Twenty multiple-choice questions were designed to cover the full breadth of AlexNet content. The questions span six cognitive categories: factual recall (e.g., publication year, number of layers), conceptual understanding (e.g., what ReLU solves, what dropout does), applied reasoning (e.g., why two GPUs were used), comparative knowledge (e.g., AlexNet vs LeNet), quantitative facts (e.g., top-5 error rate, number of output classes), and historical context (e.g., hand-crafted features before deep learning).</w:t>
       </w:r>
     </w:p>
     <w:p>
@@ -3825,21 +3506,7 @@
         <w:rPr>
           <w:lang w:val="en-US"/>
         </w:rPr>
-        <w:t xml:space="preserve"> — an interactive layer-by-layer diagram of all 8 </w:t>
-      </w:r>
-      <w:proofErr w:type="spellStart"/>
-      <w:r>
-        <w:rPr>
-          <w:lang w:val="en-US"/>
-        </w:rPr>
-        <w:t>AlexNet</w:t>
-      </w:r>
-      <w:proofErr w:type="spellEnd"/>
-      <w:r>
-        <w:rPr>
-          <w:lang w:val="en-US"/>
-        </w:rPr>
-        <w:t xml:space="preserve"> layers, with hover tooltips explaining each layer's dimensions and role.</w:t>
+        <w:t xml:space="preserve"> — an interactive layer-by-layer diagram of all 8 AlexNet layers, with hover tooltips explaining each layer's dimensions and role.</w:t>
       </w:r>
     </w:p>
     <w:p>
@@ -3864,21 +3531,7 @@
         <w:rPr>
           <w:lang w:val="en-US"/>
         </w:rPr>
-        <w:t xml:space="preserve"> — six cards covering </w:t>
-      </w:r>
-      <w:proofErr w:type="spellStart"/>
-      <w:r>
-        <w:rPr>
-          <w:lang w:val="en-US"/>
-        </w:rPr>
-        <w:t>ReLU</w:t>
-      </w:r>
-      <w:proofErr w:type="spellEnd"/>
-      <w:r>
-        <w:rPr>
-          <w:lang w:val="en-US"/>
-        </w:rPr>
-        <w:t>, Dropout, Dual-GPU training, LRN, Data Augmentation, and Overlapping Max Pooling.</w:t>
+        <w:t xml:space="preserve"> — six cards covering ReLU, Dropout, Dual-GPU training, LRN, Data Augmentation, and Overlapping Max Pooling.</w:t>
       </w:r>
     </w:p>
     <w:p>
@@ -3953,21 +3606,7 @@
         <w:rPr>
           <w:lang w:val="en-US"/>
         </w:rPr>
-        <w:t xml:space="preserve"> — all 20 multiple-choice questions in an interactive accordion format, with immediate answer feedback and a live score tracker (out of 20) with a </w:t>
-      </w:r>
-      <w:proofErr w:type="spellStart"/>
-      <w:r>
-        <w:rPr>
-          <w:lang w:val="en-US"/>
-        </w:rPr>
-        <w:t>colour</w:t>
-      </w:r>
-      <w:proofErr w:type="spellEnd"/>
-      <w:r>
-        <w:rPr>
-          <w:lang w:val="en-US"/>
-        </w:rPr>
-        <w:t>-coded progress bar.</w:t>
+        <w:t xml:space="preserve"> — all 20 multiple-choice questions in an interactive accordion format, with immediate answer feedback and a live score tracker (out of 20) with a colour-coded progress bar.</w:t>
       </w:r>
     </w:p>
     <w:p>
@@ -4247,7 +3886,6 @@
                 <w:szCs w:val="18"/>
               </w:rPr>
             </w:pPr>
-            <w:proofErr w:type="spellStart"/>
             <w:r>
               <w:rPr>
                 <w:b/>
@@ -4256,18 +3894,7 @@
                 <w:sz w:val="18"/>
                 <w:szCs w:val="18"/>
               </w:rPr>
-              <w:t>NotebookLM</w:t>
-            </w:r>
-            <w:proofErr w:type="spellEnd"/>
-            <w:r>
-              <w:rPr>
-                <w:b/>
-                <w:bCs/>
-                <w:color w:val="1A1A1A"/>
-                <w:sz w:val="18"/>
-                <w:szCs w:val="18"/>
-              </w:rPr>
-              <w:t xml:space="preserve"> (Google)</w:t>
+              <w:t>NotebookLM (Google)</w:t>
             </w:r>
           </w:p>
         </w:tc>
@@ -4345,25 +3972,7 @@
                 <w:sz w:val="18"/>
                 <w:szCs w:val="18"/>
               </w:rPr>
-              <w:t xml:space="preserve">The generated script was reviewed line-by-line against the original </w:t>
-            </w:r>
-            <w:proofErr w:type="spellStart"/>
-            <w:r>
-              <w:rPr>
-                <w:color w:val="1A1A1A"/>
-                <w:sz w:val="18"/>
-                <w:szCs w:val="18"/>
-              </w:rPr>
-              <w:t>AlexNet</w:t>
-            </w:r>
-            <w:proofErr w:type="spellEnd"/>
-            <w:r>
-              <w:rPr>
-                <w:color w:val="1A1A1A"/>
-                <w:sz w:val="18"/>
-                <w:szCs w:val="18"/>
-              </w:rPr>
-              <w:t xml:space="preserve"> paper and course materials. Factual inaccuracies (e.g., imprecise pooling description) were corrected before finalising.</w:t>
+              <w:t>The generated script was reviewed line-by-line against the original AlexNet paper and course materials. Factual inaccuracies (e.g., imprecise pooling description) were corrected before finalising.</w:t>
             </w:r>
           </w:p>
         </w:tc>
@@ -4777,19 +4386,11 @@
         </w:rPr>
         <w:t xml:space="preserve">Challenge:  </w:t>
       </w:r>
-      <w:proofErr w:type="spellStart"/>
       <w:r>
         <w:rPr>
           <w:color w:val="1A1A1A"/>
         </w:rPr>
-        <w:t>AlexNet</w:t>
-      </w:r>
-      <w:proofErr w:type="spellEnd"/>
-      <w:r>
-        <w:rPr>
-          <w:color w:val="1A1A1A"/>
-        </w:rPr>
-        <w:t xml:space="preserve"> involves several overlapping technical concepts (pooling, normalisation, regularisation, GPU parallelism) that are individually complex. Presenting them in a way that is accurate but also easy to follow in a few minutes was difficult.</w:t>
+        <w:t>AlexNet involves several overlapping technical concepts (pooling, normalisation, regularisation, GPU parallelism) that are individually complex. Presenting them in a way that is accurate but also easy to follow in a few minutes was difficult.</w:t>
       </w:r>
     </w:p>
     <w:p>
@@ -4851,19 +4452,11 @@
         </w:rPr>
         <w:t xml:space="preserve">Challenge:  </w:t>
       </w:r>
-      <w:proofErr w:type="spellStart"/>
       <w:r>
         <w:rPr>
           <w:color w:val="1A1A1A"/>
         </w:rPr>
-        <w:t>NotebookLM</w:t>
-      </w:r>
-      <w:proofErr w:type="spellEnd"/>
-      <w:r>
-        <w:rPr>
-          <w:color w:val="1A1A1A"/>
-        </w:rPr>
-        <w:t xml:space="preserve"> and other LLMs occasionally produced plausible-sounding but slightly inaccurate statements (e.g., conflating the roles of LRN and Batch Normalisation, or overstating the memory savings from the dual-GPU setup).</w:t>
+        <w:t>NotebookLM and other LLMs occasionally produced plausible-sounding but slightly inaccurate statements (e.g., conflating the roles of LRN and Batch Normalisation, or overstating the memory savings from the dual-GPU setup).</w:t>
       </w:r>
     </w:p>
     <w:p>
@@ -4881,35 +4474,7 @@
         <w:rPr>
           <w:color w:val="1A1A1A"/>
         </w:rPr>
-        <w:t xml:space="preserve">The team read the original </w:t>
-      </w:r>
-      <w:proofErr w:type="spellStart"/>
-      <w:r>
-        <w:rPr>
-          <w:color w:val="1A1A1A"/>
-        </w:rPr>
-        <w:t>Krizhevsky</w:t>
-      </w:r>
-      <w:proofErr w:type="spellEnd"/>
-      <w:r>
-        <w:rPr>
-          <w:color w:val="1A1A1A"/>
-        </w:rPr>
-        <w:t xml:space="preserve">, </w:t>
-      </w:r>
-      <w:proofErr w:type="spellStart"/>
-      <w:r>
-        <w:rPr>
-          <w:color w:val="1A1A1A"/>
-        </w:rPr>
-        <w:t>Sutskever</w:t>
-      </w:r>
-      <w:proofErr w:type="spellEnd"/>
-      <w:r>
-        <w:rPr>
-          <w:color w:val="1A1A1A"/>
-        </w:rPr>
-        <w:t>, and Hinton (2012) paper directly and cross-referenced every factual claim. A checklist of 15 key facts was prepared before the video review to catch inaccuracies systematically rather than relying on casual reading.</w:t>
+        <w:t>The team read the original Krizhevsky, Sutskever, and Hinton (2012) paper directly and cross-referenced every factual claim. A checklist of 15 key facts was prepared before the video review to catch inaccuracies systematically rather than relying on casual reading.</w:t>
       </w:r>
     </w:p>
     <w:p>
@@ -4962,21 +4527,7 @@
         <w:rPr>
           <w:color w:val="1A1A1A"/>
         </w:rPr>
-        <w:t xml:space="preserve">Initial prompts to </w:t>
-      </w:r>
-      <w:proofErr w:type="spellStart"/>
-      <w:r>
-        <w:rPr>
-          <w:color w:val="1A1A1A"/>
-        </w:rPr>
-        <w:t>NotebookLM</w:t>
-      </w:r>
-      <w:proofErr w:type="spellEnd"/>
-      <w:r>
-        <w:rPr>
-          <w:color w:val="1A1A1A"/>
-        </w:rPr>
-        <w:t xml:space="preserve"> produced a generic overview that listed facts without connecting them. The resulting script felt like a Wikipedia summary rather than an explanation.</w:t>
+        <w:t>Initial prompts to NotebookLM produced a generic overview that listed facts without connecting them. The resulting script felt like a Wikipedia summary rather than an explanation.</w:t>
       </w:r>
     </w:p>
     <w:p>
@@ -5027,19 +4578,11 @@
         </w:rPr>
         <w:t xml:space="preserve">Challenge:  </w:t>
       </w:r>
-      <w:proofErr w:type="spellStart"/>
       <w:r>
         <w:rPr>
           <w:color w:val="1A1A1A"/>
         </w:rPr>
-        <w:t>AlexNet</w:t>
-      </w:r>
-      <w:proofErr w:type="spellEnd"/>
-      <w:r>
-        <w:rPr>
-          <w:color w:val="1A1A1A"/>
-        </w:rPr>
-        <w:t xml:space="preserve"> has many technical details (specific stride values, the exact LRN formula, padding configurations) that are important in research but would overwhelm a beginner-level audience.</w:t>
+        <w:t>AlexNet has many technical details (specific stride values, the exact LRN formula, padding configurations) that are important in research but would overwhelm a beginner-level audience.</w:t>
       </w:r>
     </w:p>
     <w:p>
@@ -5087,21 +4630,7 @@
         <w:rPr>
           <w:color w:val="1A1A1A"/>
         </w:rPr>
-        <w:t xml:space="preserve">This project demonstrated that a deep understanding of a technical concept can be effectively communicated through a combination of visual, interactive, and written formats. </w:t>
-      </w:r>
-      <w:proofErr w:type="spellStart"/>
-      <w:r>
-        <w:rPr>
-          <w:color w:val="1A1A1A"/>
-        </w:rPr>
-        <w:t>AlexNet</w:t>
-      </w:r>
-      <w:proofErr w:type="spellEnd"/>
-      <w:r>
-        <w:rPr>
-          <w:color w:val="1A1A1A"/>
-        </w:rPr>
-        <w:t xml:space="preserve"> was an ideal subject: it is historically significant, technically rich, and conceptually approachable once its innovations are explained in context rather than in isolation.</w:t>
+        <w:t>This project demonstrated that a deep understanding of a technical concept can be effectively communicated through a combination of visual, interactive, and written formats. AlexNet was an ideal subject: it is historically significant, technically rich, and conceptually approachable once its innovations are explained in context rather than in isolation.</w:t>
       </w:r>
     </w:p>
     <w:p>
@@ -5125,33 +4654,11 @@
         </w:numPr>
         <w:spacing w:before="60" w:after="60"/>
       </w:pPr>
-      <w:proofErr w:type="spellStart"/>
       <w:r>
         <w:rPr>
           <w:color w:val="1A1A1A"/>
         </w:rPr>
-        <w:t>AlexNet's</w:t>
-      </w:r>
-      <w:proofErr w:type="spellEnd"/>
-      <w:r>
-        <w:rPr>
-          <w:color w:val="1A1A1A"/>
-        </w:rPr>
-        <w:t xml:space="preserve"> impact was not from any single innovation but from the combination of </w:t>
-      </w:r>
-      <w:proofErr w:type="spellStart"/>
-      <w:r>
-        <w:rPr>
-          <w:color w:val="1A1A1A"/>
-        </w:rPr>
-        <w:t>ReLU</w:t>
-      </w:r>
-      <w:proofErr w:type="spellEnd"/>
-      <w:r>
-        <w:rPr>
-          <w:color w:val="1A1A1A"/>
-        </w:rPr>
-        <w:t>, Dropout, Data Augmentation, Overlapping Pooling, LRN, and GPU-accelerated training working together at a scale that had not been attempted before.</w:t>
+        <w:t>AlexNet's impact was not from any single innovation but from the combination of ReLU, Dropout, Data Augmentation, Overlapping Pooling, LRN, and GPU-accelerated training working together at a scale that had not been attempted before.</w:t>
       </w:r>
     </w:p>
     <w:p>
@@ -5167,21 +4674,7 @@
         <w:rPr>
           <w:color w:val="1A1A1A"/>
         </w:rPr>
-        <w:t xml:space="preserve">AI tools such as </w:t>
-      </w:r>
-      <w:proofErr w:type="spellStart"/>
-      <w:r>
-        <w:rPr>
-          <w:color w:val="1A1A1A"/>
-        </w:rPr>
-        <w:t>NotebookLM</w:t>
-      </w:r>
-      <w:proofErr w:type="spellEnd"/>
-      <w:r>
-        <w:rPr>
-          <w:color w:val="1A1A1A"/>
-        </w:rPr>
-        <w:t xml:space="preserve"> and Claude significantly accelerated the production of deliverables, but required careful validation and thoughtful prompting to produce accurate, high-quality outputs. The quality of the prompt directly determined the quality of the output.</w:t>
+        <w:t>AI tools such as NotebookLM and Claude significantly accelerated the production of deliverables, but required careful validation and thoughtful prompting to produce accurate, high-quality outputs. The quality of the prompt directly determined the quality of the output.</w:t>
       </w:r>
     </w:p>
     <w:p>
@@ -5225,59 +4718,23 @@
         </w:numPr>
         <w:spacing w:before="60" w:after="60"/>
       </w:pPr>
-      <w:proofErr w:type="spellStart"/>
       <w:r>
         <w:rPr>
           <w:color w:val="1A1A1A"/>
         </w:rPr>
-        <w:t>AlexNet's</w:t>
-      </w:r>
-      <w:proofErr w:type="spellEnd"/>
+        <w:t xml:space="preserve">AlexNet's limitations </w:t>
+      </w:r>
       <w:r>
         <w:rPr>
           <w:color w:val="1A1A1A"/>
         </w:rPr>
-        <w:t xml:space="preserve"> limitations </w:t>
+        <w:t>computational cost, large kernel sizes, Western-centric dataset bias, and eventual replacement by more efficient archite</w:t>
       </w:r>
       <w:r>
         <w:rPr>
           <w:color w:val="1A1A1A"/>
         </w:rPr>
-        <w:t>computational cost, large kernel sizes, Western-centric dataset bias, and eventual replacement by more efficient archite</w:t>
-      </w:r>
-      <w:r>
-        <w:rPr>
-          <w:color w:val="1A1A1A"/>
-        </w:rPr>
-        <w:t xml:space="preserve">ctures like </w:t>
-      </w:r>
-      <w:proofErr w:type="spellStart"/>
-      <w:r>
-        <w:rPr>
-          <w:color w:val="1A1A1A"/>
-        </w:rPr>
-        <w:t>VGGNet</w:t>
-      </w:r>
-      <w:proofErr w:type="spellEnd"/>
-      <w:r>
-        <w:rPr>
-          <w:color w:val="1A1A1A"/>
-        </w:rPr>
-        <w:t xml:space="preserve"> and </w:t>
-      </w:r>
-      <w:proofErr w:type="spellStart"/>
-      <w:r>
-        <w:rPr>
-          <w:color w:val="1A1A1A"/>
-        </w:rPr>
-        <w:t>ResNet</w:t>
-      </w:r>
-      <w:proofErr w:type="spellEnd"/>
-      <w:r>
-        <w:rPr>
-          <w:color w:val="1A1A1A"/>
-        </w:rPr>
-        <w:t xml:space="preserve"> </w:t>
+        <w:t xml:space="preserve">ctures like VGGNet and ResNet </w:t>
       </w:r>
       <w:r>
         <w:rPr>
@@ -5295,21 +4752,7 @@
         <w:rPr>
           <w:color w:val="1A1A1A"/>
         </w:rPr>
-        <w:t xml:space="preserve">In conclusion, </w:t>
-      </w:r>
-      <w:proofErr w:type="spellStart"/>
-      <w:r>
-        <w:rPr>
-          <w:color w:val="1A1A1A"/>
-        </w:rPr>
-        <w:t>AlexNet</w:t>
-      </w:r>
-      <w:proofErr w:type="spellEnd"/>
-      <w:r>
-        <w:rPr>
-          <w:color w:val="1A1A1A"/>
-        </w:rPr>
-        <w:t xml:space="preserve"> was the spark that ignited the modern deep learning era. Understanding it deeply is</w:t>
+        <w:t>In conclusion, AlexNet was the spark that ignited the modern deep learning era. Understanding it deeply is</w:t>
       </w:r>
       <w:r>
         <w:rPr>

--- a/AlexNet_Report.docx
+++ b/AlexNet_Report.docx
@@ -861,7 +861,13 @@
               <w:tab w:val="right" w:leader="dot" w:pos="10070"/>
             </w:tabs>
             <w:rPr>
+              <w:rFonts w:asciiTheme="minorHAnsi" w:eastAsiaTheme="minorEastAsia" w:hAnsiTheme="minorHAnsi" w:cstheme="minorBidi"/>
               <w:noProof/>
+              <w:kern w:val="2"/>
+              <w:sz w:val="24"/>
+              <w:szCs w:val="24"/>
+              <w:lang w:val="en-US" w:eastAsia="en-US"/>
+              <w14:ligatures w14:val="standardContextual"/>
             </w:rPr>
           </w:pPr>
           <w:r>
@@ -873,7 +879,7 @@
           <w:r>
             <w:fldChar w:fldCharType="separate"/>
           </w:r>
-          <w:hyperlink w:anchor="_Toc229522999" w:history="1">
+          <w:hyperlink w:anchor="_Toc229631824" w:history="1">
             <w:r>
               <w:rPr>
                 <w:rStyle w:val="Hyperlink"/>
@@ -900,7 +906,7 @@
                 <w:noProof/>
                 <w:webHidden/>
               </w:rPr>
-              <w:instrText xml:space="preserve"> PAGEREF _Toc229522999 \h </w:instrText>
+              <w:instrText xml:space="preserve"> PAGEREF _Toc229631824 \h </w:instrText>
             </w:r>
             <w:r>
               <w:rPr>
@@ -938,10 +944,16 @@
               <w:tab w:val="right" w:leader="dot" w:pos="10070"/>
             </w:tabs>
             <w:rPr>
+              <w:rFonts w:asciiTheme="minorHAnsi" w:eastAsiaTheme="minorEastAsia" w:hAnsiTheme="minorHAnsi" w:cstheme="minorBidi"/>
               <w:noProof/>
+              <w:kern w:val="2"/>
+              <w:sz w:val="24"/>
+              <w:szCs w:val="24"/>
+              <w:lang w:val="en-US" w:eastAsia="en-US"/>
+              <w14:ligatures w14:val="standardContextual"/>
             </w:rPr>
           </w:pPr>
-          <w:hyperlink w:anchor="_Toc229523000" w:history="1">
+          <w:hyperlink w:anchor="_Toc229631825" w:history="1">
             <w:r>
               <w:rPr>
                 <w:rStyle w:val="Hyperlink"/>
@@ -968,7 +980,7 @@
                 <w:noProof/>
                 <w:webHidden/>
               </w:rPr>
-              <w:instrText xml:space="preserve"> PAGEREF _Toc229523000 \h </w:instrText>
+              <w:instrText xml:space="preserve"> PAGEREF _Toc229631825 \h </w:instrText>
             </w:r>
             <w:r>
               <w:rPr>
@@ -1006,10 +1018,16 @@
               <w:tab w:val="right" w:leader="dot" w:pos="10070"/>
             </w:tabs>
             <w:rPr>
+              <w:rFonts w:asciiTheme="minorHAnsi" w:eastAsiaTheme="minorEastAsia" w:hAnsiTheme="minorHAnsi" w:cstheme="minorBidi"/>
               <w:noProof/>
+              <w:kern w:val="2"/>
+              <w:sz w:val="24"/>
+              <w:szCs w:val="24"/>
+              <w:lang w:val="en-US" w:eastAsia="en-US"/>
+              <w14:ligatures w14:val="standardContextual"/>
             </w:rPr>
           </w:pPr>
-          <w:hyperlink w:anchor="_Toc229523001" w:history="1">
+          <w:hyperlink w:anchor="_Toc229631826" w:history="1">
             <w:r>
               <w:rPr>
                 <w:rStyle w:val="Hyperlink"/>
@@ -1036,7 +1054,7 @@
                 <w:noProof/>
                 <w:webHidden/>
               </w:rPr>
-              <w:instrText xml:space="preserve"> PAGEREF _Toc229523001 \h </w:instrText>
+              <w:instrText xml:space="preserve"> PAGEREF _Toc229631826 \h </w:instrText>
             </w:r>
             <w:r>
               <w:rPr>
@@ -1074,10 +1092,16 @@
               <w:tab w:val="right" w:leader="dot" w:pos="10070"/>
             </w:tabs>
             <w:rPr>
+              <w:rFonts w:asciiTheme="minorHAnsi" w:eastAsiaTheme="minorEastAsia" w:hAnsiTheme="minorHAnsi" w:cstheme="minorBidi"/>
               <w:noProof/>
+              <w:kern w:val="2"/>
+              <w:sz w:val="24"/>
+              <w:szCs w:val="24"/>
+              <w:lang w:val="en-US" w:eastAsia="en-US"/>
+              <w14:ligatures w14:val="standardContextual"/>
             </w:rPr>
           </w:pPr>
-          <w:hyperlink w:anchor="_Toc229523002" w:history="1">
+          <w:hyperlink w:anchor="_Toc229631827" w:history="1">
             <w:r>
               <w:rPr>
                 <w:rStyle w:val="Hyperlink"/>
@@ -1104,7 +1128,7 @@
                 <w:noProof/>
                 <w:webHidden/>
               </w:rPr>
-              <w:instrText xml:space="preserve"> PAGEREF _Toc229523002 \h </w:instrText>
+              <w:instrText xml:space="preserve"> PAGEREF _Toc229631827 \h </w:instrText>
             </w:r>
             <w:r>
               <w:rPr>
@@ -1142,16 +1166,22 @@
               <w:tab w:val="right" w:leader="dot" w:pos="10070"/>
             </w:tabs>
             <w:rPr>
+              <w:rFonts w:asciiTheme="minorHAnsi" w:eastAsiaTheme="minorEastAsia" w:hAnsiTheme="minorHAnsi" w:cstheme="minorBidi"/>
               <w:noProof/>
+              <w:kern w:val="2"/>
+              <w:sz w:val="24"/>
+              <w:szCs w:val="24"/>
+              <w:lang w:val="en-US" w:eastAsia="en-US"/>
+              <w14:ligatures w14:val="standardContextual"/>
             </w:rPr>
           </w:pPr>
-          <w:hyperlink w:anchor="_Toc229523003" w:history="1">
+          <w:hyperlink w:anchor="_Toc229631828" w:history="1">
             <w:r>
               <w:rPr>
                 <w:rStyle w:val="Hyperlink"/>
                 <w:noProof/>
               </w:rPr>
-              <w:t>4.1  Presentation</w:t>
+              <w:t>4.1. Presentation</w:t>
             </w:r>
             <w:r>
               <w:rPr>
@@ -1172,7 +1202,7 @@
                 <w:noProof/>
                 <w:webHidden/>
               </w:rPr>
-              <w:instrText xml:space="preserve"> PAGEREF _Toc229523003 \h </w:instrText>
+              <w:instrText xml:space="preserve"> PAGEREF _Toc229631828 \h </w:instrText>
             </w:r>
             <w:r>
               <w:rPr>
@@ -1210,16 +1240,22 @@
               <w:tab w:val="right" w:leader="dot" w:pos="10070"/>
             </w:tabs>
             <w:rPr>
+              <w:rFonts w:asciiTheme="minorHAnsi" w:eastAsiaTheme="minorEastAsia" w:hAnsiTheme="minorHAnsi" w:cstheme="minorBidi"/>
               <w:noProof/>
+              <w:kern w:val="2"/>
+              <w:sz w:val="24"/>
+              <w:szCs w:val="24"/>
+              <w:lang w:val="en-US" w:eastAsia="en-US"/>
+              <w14:ligatures w14:val="standardContextual"/>
             </w:rPr>
           </w:pPr>
-          <w:hyperlink w:anchor="_Toc229523004" w:history="1">
+          <w:hyperlink w:anchor="_Toc229631829" w:history="1">
             <w:r>
               <w:rPr>
                 <w:rStyle w:val="Hyperlink"/>
                 <w:noProof/>
               </w:rPr>
-              <w:t>4.2  Simulation / Interactive Demo</w:t>
+              <w:t>4.2. Simulation / Interactive Demo</w:t>
             </w:r>
             <w:r>
               <w:rPr>
@@ -1240,7 +1276,7 @@
                 <w:noProof/>
                 <w:webHidden/>
               </w:rPr>
-              <w:instrText xml:space="preserve"> PAGEREF _Toc229523004 \h </w:instrText>
+              <w:instrText xml:space="preserve"> PAGEREF _Toc229631829 \h </w:instrText>
             </w:r>
             <w:r>
               <w:rPr>
@@ -1278,16 +1314,22 @@
               <w:tab w:val="right" w:leader="dot" w:pos="10070"/>
             </w:tabs>
             <w:rPr>
+              <w:rFonts w:asciiTheme="minorHAnsi" w:eastAsiaTheme="minorEastAsia" w:hAnsiTheme="minorHAnsi" w:cstheme="minorBidi"/>
               <w:noProof/>
+              <w:kern w:val="2"/>
+              <w:sz w:val="24"/>
+              <w:szCs w:val="24"/>
+              <w:lang w:val="en-US" w:eastAsia="en-US"/>
+              <w14:ligatures w14:val="standardContextual"/>
             </w:rPr>
           </w:pPr>
-          <w:hyperlink w:anchor="_Toc229523005" w:history="1">
+          <w:hyperlink w:anchor="_Toc229631830" w:history="1">
             <w:r>
               <w:rPr>
                 <w:rStyle w:val="Hyperlink"/>
                 <w:noProof/>
               </w:rPr>
-              <w:t>4.3  MCQ Set</w:t>
+              <w:t>4.3. MCQ Set</w:t>
             </w:r>
             <w:r>
               <w:rPr>
@@ -1308,7 +1350,82 @@
                 <w:noProof/>
                 <w:webHidden/>
               </w:rPr>
-              <w:instrText xml:space="preserve"> PAGEREF _Toc229523005 \h </w:instrText>
+              <w:instrText xml:space="preserve"> PAGEREF _Toc229631830 \h </w:instrText>
+            </w:r>
+            <w:r>
+              <w:rPr>
+                <w:noProof/>
+                <w:webHidden/>
+              </w:rPr>
+            </w:r>
+            <w:r>
+              <w:rPr>
+                <w:noProof/>
+                <w:webHidden/>
+              </w:rPr>
+              <w:fldChar w:fldCharType="separate"/>
+            </w:r>
+            <w:r>
+              <w:rPr>
+                <w:noProof/>
+                <w:webHidden/>
+              </w:rPr>
+              <w:t>5</w:t>
+            </w:r>
+            <w:r>
+              <w:rPr>
+                <w:noProof/>
+                <w:webHidden/>
+              </w:rPr>
+              <w:fldChar w:fldCharType="end"/>
+            </w:r>
+          </w:hyperlink>
+        </w:p>
+        <w:p>
+          <w:pPr>
+            <w:pStyle w:val="TOC2"/>
+            <w:tabs>
+              <w:tab w:val="right" w:leader="dot" w:pos="10070"/>
+            </w:tabs>
+            <w:rPr>
+              <w:rFonts w:asciiTheme="minorHAnsi" w:eastAsiaTheme="minorEastAsia" w:hAnsiTheme="minorHAnsi" w:cstheme="minorBidi"/>
+              <w:noProof/>
+              <w:kern w:val="2"/>
+              <w:sz w:val="24"/>
+              <w:szCs w:val="24"/>
+              <w:lang w:val="en-US" w:eastAsia="en-US"/>
+              <w14:ligatures w14:val="standardContextual"/>
+            </w:rPr>
+          </w:pPr>
+          <w:hyperlink w:anchor="_Toc229631831" w:history="1">
+            <w:r>
+              <w:rPr>
+                <w:rStyle w:val="Hyperlink"/>
+                <w:noProof/>
+                <w:lang w:val="en-US"/>
+              </w:rPr>
+              <w:t>4.4. Website</w:t>
+            </w:r>
+            <w:r>
+              <w:rPr>
+                <w:noProof/>
+                <w:webHidden/>
+              </w:rPr>
+              <w:tab/>
+            </w:r>
+            <w:r>
+              <w:rPr>
+                <w:noProof/>
+                <w:webHidden/>
+              </w:rPr>
+              <w:fldChar w:fldCharType="begin"/>
+            </w:r>
+            <w:r>
+              <w:rPr>
+                <w:noProof/>
+                <w:webHidden/>
+              </w:rPr>
+              <w:instrText xml:space="preserve"> PAGEREF _Toc229631831 \h </w:instrText>
             </w:r>
             <w:r>
               <w:rPr>
@@ -1346,10 +1463,16 @@
               <w:tab w:val="right" w:leader="dot" w:pos="10070"/>
             </w:tabs>
             <w:rPr>
+              <w:rFonts w:asciiTheme="minorHAnsi" w:eastAsiaTheme="minorEastAsia" w:hAnsiTheme="minorHAnsi" w:cstheme="minorBidi"/>
               <w:noProof/>
+              <w:kern w:val="2"/>
+              <w:sz w:val="24"/>
+              <w:szCs w:val="24"/>
+              <w:lang w:val="en-US" w:eastAsia="en-US"/>
+              <w14:ligatures w14:val="standardContextual"/>
             </w:rPr>
           </w:pPr>
-          <w:hyperlink w:anchor="_Toc229523006" w:history="1">
+          <w:hyperlink w:anchor="_Toc229631832" w:history="1">
             <w:r>
               <w:rPr>
                 <w:rStyle w:val="Hyperlink"/>
@@ -1376,7 +1499,7 @@
                 <w:noProof/>
                 <w:webHidden/>
               </w:rPr>
-              <w:instrText xml:space="preserve"> PAGEREF _Toc229523006 \h </w:instrText>
+              <w:instrText xml:space="preserve"> PAGEREF _Toc229631832 \h </w:instrText>
             </w:r>
             <w:r>
               <w:rPr>
@@ -1414,10 +1537,16 @@
               <w:tab w:val="right" w:leader="dot" w:pos="10070"/>
             </w:tabs>
             <w:rPr>
+              <w:rFonts w:asciiTheme="minorHAnsi" w:eastAsiaTheme="minorEastAsia" w:hAnsiTheme="minorHAnsi" w:cstheme="minorBidi"/>
               <w:noProof/>
+              <w:kern w:val="2"/>
+              <w:sz w:val="24"/>
+              <w:szCs w:val="24"/>
+              <w:lang w:val="en-US" w:eastAsia="en-US"/>
+              <w14:ligatures w14:val="standardContextual"/>
             </w:rPr>
           </w:pPr>
-          <w:hyperlink w:anchor="_Toc229523007" w:history="1">
+          <w:hyperlink w:anchor="_Toc229631833" w:history="1">
             <w:r>
               <w:rPr>
                 <w:rStyle w:val="Hyperlink"/>
@@ -1444,7 +1573,7 @@
                 <w:noProof/>
                 <w:webHidden/>
               </w:rPr>
-              <w:instrText xml:space="preserve"> PAGEREF _Toc229523007 \h </w:instrText>
+              <w:instrText xml:space="preserve"> PAGEREF _Toc229631833 \h </w:instrText>
             </w:r>
             <w:r>
               <w:rPr>
@@ -1482,16 +1611,22 @@
               <w:tab w:val="right" w:leader="dot" w:pos="10070"/>
             </w:tabs>
             <w:rPr>
+              <w:rFonts w:asciiTheme="minorHAnsi" w:eastAsiaTheme="minorEastAsia" w:hAnsiTheme="minorHAnsi" w:cstheme="minorBidi"/>
               <w:noProof/>
+              <w:kern w:val="2"/>
+              <w:sz w:val="24"/>
+              <w:szCs w:val="24"/>
+              <w:lang w:val="en-US" w:eastAsia="en-US"/>
+              <w14:ligatures w14:val="standardContextual"/>
             </w:rPr>
           </w:pPr>
-          <w:hyperlink w:anchor="_Toc229523008" w:history="1">
+          <w:hyperlink w:anchor="_Toc229631834" w:history="1">
             <w:r>
               <w:rPr>
                 <w:rStyle w:val="Hyperlink"/>
                 <w:noProof/>
               </w:rPr>
-              <w:t>6.1  Balancing depth with accessibility</w:t>
+              <w:t>6.1. Balancing depth with accessibility</w:t>
             </w:r>
             <w:r>
               <w:rPr>
@@ -1512,7 +1647,7 @@
                 <w:noProof/>
                 <w:webHidden/>
               </w:rPr>
-              <w:instrText xml:space="preserve"> PAGEREF _Toc229523008 \h </w:instrText>
+              <w:instrText xml:space="preserve"> PAGEREF _Toc229631834 \h </w:instrText>
             </w:r>
             <w:r>
               <w:rPr>
@@ -1550,16 +1685,22 @@
               <w:tab w:val="right" w:leader="dot" w:pos="10070"/>
             </w:tabs>
             <w:rPr>
+              <w:rFonts w:asciiTheme="minorHAnsi" w:eastAsiaTheme="minorEastAsia" w:hAnsiTheme="minorHAnsi" w:cstheme="minorBidi"/>
               <w:noProof/>
+              <w:kern w:val="2"/>
+              <w:sz w:val="24"/>
+              <w:szCs w:val="24"/>
+              <w:lang w:val="en-US" w:eastAsia="en-US"/>
+              <w14:ligatures w14:val="standardContextual"/>
             </w:rPr>
           </w:pPr>
-          <w:hyperlink w:anchor="_Toc229523009" w:history="1">
+          <w:hyperlink w:anchor="_Toc229631835" w:history="1">
             <w:r>
               <w:rPr>
                 <w:rStyle w:val="Hyperlink"/>
                 <w:noProof/>
               </w:rPr>
-              <w:t>6.2  Validating AI-generated content</w:t>
+              <w:t>6.2. Validating AI-generated content</w:t>
             </w:r>
             <w:r>
               <w:rPr>
@@ -1580,7 +1721,7 @@
                 <w:noProof/>
                 <w:webHidden/>
               </w:rPr>
-              <w:instrText xml:space="preserve"> PAGEREF _Toc229523009 \h </w:instrText>
+              <w:instrText xml:space="preserve"> PAGEREF _Toc229631835 \h </w:instrText>
             </w:r>
             <w:r>
               <w:rPr>
@@ -1618,16 +1759,22 @@
               <w:tab w:val="right" w:leader="dot" w:pos="10070"/>
             </w:tabs>
             <w:rPr>
+              <w:rFonts w:asciiTheme="minorHAnsi" w:eastAsiaTheme="minorEastAsia" w:hAnsiTheme="minorHAnsi" w:cstheme="minorBidi"/>
               <w:noProof/>
+              <w:kern w:val="2"/>
+              <w:sz w:val="24"/>
+              <w:szCs w:val="24"/>
+              <w:lang w:val="en-US" w:eastAsia="en-US"/>
+              <w14:ligatures w14:val="standardContextual"/>
             </w:rPr>
           </w:pPr>
-          <w:hyperlink w:anchor="_Toc229523010" w:history="1">
+          <w:hyperlink w:anchor="_Toc229631836" w:history="1">
             <w:r>
               <w:rPr>
                 <w:rStyle w:val="Hyperlink"/>
                 <w:noProof/>
               </w:rPr>
-              <w:t>6.3  Prompt engineering for the video</w:t>
+              <w:t>6.3. Prompt engineering for the video</w:t>
             </w:r>
             <w:r>
               <w:rPr>
@@ -1648,7 +1795,7 @@
                 <w:noProof/>
                 <w:webHidden/>
               </w:rPr>
-              <w:instrText xml:space="preserve"> PAGEREF _Toc229523010 \h </w:instrText>
+              <w:instrText xml:space="preserve"> PAGEREF _Toc229631836 \h </w:instrText>
             </w:r>
             <w:r>
               <w:rPr>
@@ -1686,16 +1833,22 @@
               <w:tab w:val="right" w:leader="dot" w:pos="10070"/>
             </w:tabs>
             <w:rPr>
+              <w:rFonts w:asciiTheme="minorHAnsi" w:eastAsiaTheme="minorEastAsia" w:hAnsiTheme="minorHAnsi" w:cstheme="minorBidi"/>
               <w:noProof/>
+              <w:kern w:val="2"/>
+              <w:sz w:val="24"/>
+              <w:szCs w:val="24"/>
+              <w:lang w:val="en-US" w:eastAsia="en-US"/>
+              <w14:ligatures w14:val="standardContextual"/>
             </w:rPr>
           </w:pPr>
-          <w:hyperlink w:anchor="_Toc229523011" w:history="1">
+          <w:hyperlink w:anchor="_Toc229631837" w:history="1">
             <w:r>
               <w:rPr>
                 <w:rStyle w:val="Hyperlink"/>
                 <w:noProof/>
               </w:rPr>
-              <w:t>6.4  Deciding what to exclude</w:t>
+              <w:t>6.4. Deciding what to exclude</w:t>
             </w:r>
             <w:r>
               <w:rPr>
@@ -1716,7 +1869,7 @@
                 <w:noProof/>
                 <w:webHidden/>
               </w:rPr>
-              <w:instrText xml:space="preserve"> PAGEREF _Toc229523011 \h </w:instrText>
+              <w:instrText xml:space="preserve"> PAGEREF _Toc229631837 \h </w:instrText>
             </w:r>
             <w:r>
               <w:rPr>
@@ -1754,10 +1907,16 @@
               <w:tab w:val="right" w:leader="dot" w:pos="10070"/>
             </w:tabs>
             <w:rPr>
+              <w:rFonts w:asciiTheme="minorHAnsi" w:eastAsiaTheme="minorEastAsia" w:hAnsiTheme="minorHAnsi" w:cstheme="minorBidi"/>
               <w:noProof/>
+              <w:kern w:val="2"/>
+              <w:sz w:val="24"/>
+              <w:szCs w:val="24"/>
+              <w:lang w:val="en-US" w:eastAsia="en-US"/>
+              <w14:ligatures w14:val="standardContextual"/>
             </w:rPr>
           </w:pPr>
-          <w:hyperlink w:anchor="_Toc229523012" w:history="1">
+          <w:hyperlink w:anchor="_Toc229631838" w:history="1">
             <w:r>
               <w:rPr>
                 <w:rStyle w:val="Hyperlink"/>
@@ -1784,7 +1943,7 @@
                 <w:noProof/>
                 <w:webHidden/>
               </w:rPr>
-              <w:instrText xml:space="preserve"> PAGEREF _Toc229523012 \h </w:instrText>
+              <w:instrText xml:space="preserve"> PAGEREF _Toc229631838 \h </w:instrText>
             </w:r>
             <w:r>
               <w:rPr>
@@ -1860,7 +2019,7 @@
       <w:pPr>
         <w:pStyle w:val="Heading1"/>
       </w:pPr>
-      <w:bookmarkStart w:id="2" w:name="_Toc229522999"/>
+      <w:bookmarkStart w:id="2" w:name="_Toc229631824"/>
       <w:r>
         <w:t>1. Aim of the Work</w:t>
       </w:r>
@@ -1935,7 +2094,7 @@
       <w:pPr>
         <w:pStyle w:val="Heading1"/>
       </w:pPr>
-      <w:bookmarkStart w:id="3" w:name="_Toc229523000"/>
+      <w:bookmarkStart w:id="3" w:name="_Toc229631825"/>
       <w:r>
         <w:t>2. Deliverables Overview</w:t>
       </w:r>
@@ -2467,7 +2626,7 @@
       <w:pPr>
         <w:pStyle w:val="Heading1"/>
       </w:pPr>
-      <w:bookmarkStart w:id="4" w:name="_Toc229523001"/>
+      <w:bookmarkStart w:id="4" w:name="_Toc229631826"/>
       <w:r>
         <w:lastRenderedPageBreak/>
         <w:t>3. Methodology :</w:t>
@@ -3060,7 +3219,7 @@
       <w:pPr>
         <w:pStyle w:val="Heading1"/>
       </w:pPr>
-      <w:bookmarkStart w:id="5" w:name="_Toc229523002"/>
+      <w:bookmarkStart w:id="5" w:name="_Toc229631827"/>
       <w:r>
         <w:t>4. Project Components</w:t>
       </w:r>
@@ -3070,6 +3229,7 @@
       <w:pPr>
         <w:pStyle w:val="Heading2"/>
       </w:pPr>
+      <w:bookmarkStart w:id="6" w:name="_Toc229631828"/>
       <w:r>
         <w:t>4.1</w:t>
       </w:r>
@@ -3079,6 +3239,7 @@
       <w:r>
         <w:t xml:space="preserve"> Presentation</w:t>
       </w:r>
+      <w:bookmarkEnd w:id="6"/>
     </w:p>
     <w:p>
       <w:pPr>
@@ -3224,7 +3385,7 @@
           <w:color w:val="auto"/>
         </w:rPr>
       </w:pPr>
-      <w:bookmarkStart w:id="6" w:name="_Toc229523004"/>
+      <w:bookmarkStart w:id="7" w:name="_Toc229631829"/>
       <w:r>
         <w:rPr>
           <w:color w:val="auto"/>
@@ -3249,7 +3410,7 @@
         </w:rPr>
         <w:t xml:space="preserve"> / Interactive Demo</w:t>
       </w:r>
-      <w:bookmarkEnd w:id="6"/>
+      <w:bookmarkEnd w:id="7"/>
     </w:p>
     <w:p>
       <w:pPr>
@@ -3342,7 +3503,7 @@
           <w:color w:val="auto"/>
         </w:rPr>
       </w:pPr>
-      <w:bookmarkStart w:id="7" w:name="_Toc229523005"/>
+      <w:bookmarkStart w:id="8" w:name="_Toc229631830"/>
       <w:r>
         <w:rPr>
           <w:color w:val="auto"/>
@@ -3367,7 +3528,7 @@
         </w:rPr>
         <w:t xml:space="preserve"> Set</w:t>
       </w:r>
-      <w:bookmarkEnd w:id="7"/>
+      <w:bookmarkEnd w:id="8"/>
     </w:p>
     <w:p>
       <w:pPr>
@@ -3412,6 +3573,7 @@
           <w:lang w:val="en-US"/>
         </w:rPr>
       </w:pPr>
+      <w:bookmarkStart w:id="9" w:name="_Toc229631831"/>
       <w:r>
         <w:rPr>
           <w:lang w:val="en-US"/>
@@ -3430,6 +3592,7 @@
         </w:rPr>
         <w:t xml:space="preserve"> Website</w:t>
       </w:r>
+      <w:bookmarkEnd w:id="9"/>
     </w:p>
     <w:p>
       <w:pPr>
@@ -3469,19 +3632,7 @@
         <w:rPr>
           <w:lang w:val="en-US"/>
         </w:rPr>
-        <w:t xml:space="preserve">The site is </w:t>
-      </w:r>
-      <w:r>
-        <w:rPr>
-          <w:lang w:val="en-US"/>
-        </w:rPr>
-        <w:t>organized</w:t>
-      </w:r>
-      <w:r>
-        <w:rPr>
-          <w:lang w:val="en-US"/>
-        </w:rPr>
-        <w:t xml:space="preserve"> into seven sections accessible via a fixed navigation bar:</w:t>
+        <w:t>The site is organized into seven sections accessible via a fixed navigation bar:</w:t>
       </w:r>
     </w:p>
     <w:p>
@@ -3730,12 +3881,12 @@
       <w:pPr>
         <w:pStyle w:val="Heading1"/>
       </w:pPr>
-      <w:bookmarkStart w:id="8" w:name="_Toc229523006"/>
+      <w:bookmarkStart w:id="10" w:name="_Toc229631832"/>
       <w:r>
         <w:lastRenderedPageBreak/>
         <w:t>5. AI Tools Used &amp; How They Were Used</w:t>
       </w:r>
-      <w:bookmarkEnd w:id="8"/>
+      <w:bookmarkEnd w:id="10"/>
     </w:p>
     <w:p>
       <w:pPr>
@@ -4304,23 +4455,7 @@
                 <w:sz w:val="18"/>
                 <w:szCs w:val="18"/>
               </w:rPr>
-              <w:t>All content questions, explanations, architecture details, and report summaries</w:t>
-            </w:r>
-            <w:r>
-              <w:rPr>
-                <w:color w:val="1A1A1A"/>
-                <w:sz w:val="18"/>
-                <w:szCs w:val="18"/>
-              </w:rPr>
-              <w:t xml:space="preserve"> were</w:t>
-            </w:r>
-            <w:r>
-              <w:rPr>
-                <w:color w:val="1A1A1A"/>
-                <w:sz w:val="18"/>
-                <w:szCs w:val="18"/>
-              </w:rPr>
-              <w:t xml:space="preserve"> reviewed and validated by the team before inclusion. The website integrates all four project deliverables into one unified experience, fulfilling the project's optional requirement of publishing deliverables on a dedicated website.</w:t>
+              <w:t>All content questions, explanations, architecture details, and report summaries were reviewed and validated by the team before inclusion. The website integrates all four project deliverables into one unified experience, fulfilling the project's optional requirement of publishing deliverables on a dedicated website.</w:t>
             </w:r>
           </w:p>
         </w:tc>
@@ -4335,11 +4470,11 @@
       <w:pPr>
         <w:pStyle w:val="Heading1"/>
       </w:pPr>
-      <w:bookmarkStart w:id="9" w:name="_Toc229523007"/>
+      <w:bookmarkStart w:id="11" w:name="_Toc229631833"/>
       <w:r>
         <w:t>6. Challenges Faced &amp; How They Were Managed</w:t>
       </w:r>
-      <w:bookmarkEnd w:id="9"/>
+      <w:bookmarkEnd w:id="11"/>
     </w:p>
     <w:p>
       <w:pPr>
@@ -4348,7 +4483,7 @@
           <w:color w:val="auto"/>
         </w:rPr>
       </w:pPr>
-      <w:bookmarkStart w:id="10" w:name="_Toc229523008"/>
+      <w:bookmarkStart w:id="12" w:name="_Toc229631834"/>
       <w:r>
         <w:rPr>
           <w:color w:val="auto"/>
@@ -4373,7 +4508,7 @@
         </w:rPr>
         <w:t xml:space="preserve"> depth with accessibility</w:t>
       </w:r>
-      <w:bookmarkEnd w:id="10"/>
+      <w:bookmarkEnd w:id="12"/>
     </w:p>
     <w:p>
       <w:pPr>
@@ -4426,7 +4561,7 @@
       <w:pPr>
         <w:pStyle w:val="Heading2"/>
       </w:pPr>
-      <w:bookmarkStart w:id="11" w:name="_Toc229523009"/>
+      <w:bookmarkStart w:id="13" w:name="_Toc229631835"/>
       <w:r>
         <w:t>6.2</w:t>
       </w:r>
@@ -4439,7 +4574,7 @@
       <w:r>
         <w:t xml:space="preserve"> AI-generated content</w:t>
       </w:r>
-      <w:bookmarkEnd w:id="11"/>
+      <w:bookmarkEnd w:id="13"/>
     </w:p>
     <w:p>
       <w:pPr>
@@ -4484,7 +4619,7 @@
           <w:color w:val="auto"/>
         </w:rPr>
       </w:pPr>
-      <w:bookmarkStart w:id="12" w:name="_Toc229523010"/>
+      <w:bookmarkStart w:id="14" w:name="_Toc229631836"/>
       <w:r>
         <w:rPr>
           <w:color w:val="auto"/>
@@ -4510,7 +4645,7 @@
         </w:rPr>
         <w:t xml:space="preserve"> engineering for the video</w:t>
       </w:r>
-      <w:bookmarkEnd w:id="12"/>
+      <w:bookmarkEnd w:id="14"/>
     </w:p>
     <w:p>
       <w:pPr>
@@ -4552,7 +4687,7 @@
       <w:pPr>
         <w:pStyle w:val="Heading2"/>
       </w:pPr>
-      <w:bookmarkStart w:id="13" w:name="_Toc229523011"/>
+      <w:bookmarkStart w:id="15" w:name="_Toc229631837"/>
       <w:r>
         <w:t>6.4</w:t>
       </w:r>
@@ -4565,7 +4700,7 @@
       <w:r>
         <w:t xml:space="preserve"> what to exclude</w:t>
       </w:r>
-      <w:bookmarkEnd w:id="13"/>
+      <w:bookmarkEnd w:id="15"/>
     </w:p>
     <w:p>
       <w:pPr>
@@ -4615,11 +4750,11 @@
       <w:pPr>
         <w:pStyle w:val="Heading1"/>
       </w:pPr>
-      <w:bookmarkStart w:id="14" w:name="_Toc229523012"/>
+      <w:bookmarkStart w:id="16" w:name="_Toc229631838"/>
       <w:r>
         <w:t>7. Conclusions</w:t>
       </w:r>
-      <w:bookmarkEnd w:id="14"/>
+      <w:bookmarkEnd w:id="16"/>
     </w:p>
     <w:p>
       <w:pPr>
@@ -5657,6 +5792,7 @@
   <w:style w:type="character" w:default="1" w:styleId="DefaultParagraphFont">
     <w:name w:val="Default Paragraph Font"/>
     <w:uiPriority w:val="1"/>
+    <w:semiHidden/>
     <w:unhideWhenUsed/>
   </w:style>
   <w:style w:type="table" w:default="1" w:styleId="TableNormal">
